--- a/docs/프로젝트계획서_Qurious_v1.docx
+++ b/docs/프로젝트계획서_Qurious_v1.docx
@@ -5552,7 +5552,7 @@
                 <w:b w:val="0"/>
                 <w:sz w:val="17"/>
               </w:rPr>
-              <w:t>7,229</w:t>
+              <w:t>7,488</w:t>
             </w:r>
           </w:p>
         </w:tc>
@@ -5620,7 +5620,7 @@
                 <w:b w:val="0"/>
                 <w:sz w:val="17"/>
               </w:rPr>
-              <w:t>732</w:t>
+              <w:t>772</w:t>
             </w:r>
           </w:p>
         </w:tc>
@@ -5642,7 +5642,7 @@
                 <w:b w:val="0"/>
                 <w:sz w:val="17"/>
               </w:rPr>
-              <w:t>동작 중. 모델 없이 단독으로 돈다. 테스트 52개</w:t>
+              <w:t>동작 중. 모델 없이 단독으로 돈다. 테스트 55개</w:t>
             </w:r>
           </w:p>
         </w:tc>
@@ -5892,7 +5892,7 @@
                 <w:b w:val="0"/>
                 <w:sz w:val="17"/>
               </w:rPr>
-              <w:t>1,831</w:t>
+              <w:t>2,523</w:t>
             </w:r>
           </w:p>
         </w:tc>
@@ -5914,7 +5914,7 @@
                 <w:b w:val="0"/>
                 <w:sz w:val="17"/>
               </w:rPr>
-              <w:t>동작 중 (수집·품질·실측 9종)</w:t>
+              <w:t>동작 중 (수집·품질·실측 10종)</w:t>
             </w:r>
           </w:p>
         </w:tc>
@@ -5960,7 +5960,7 @@
                 <w:b w:val="0"/>
                 <w:sz w:val="17"/>
               </w:rPr>
-              <w:t>2,800</w:t>
+              <w:t>3,017</w:t>
             </w:r>
           </w:p>
         </w:tc>
@@ -7456,7 +7456,1174 @@
           <w:b/>
           <w:sz w:val="24"/>
         </w:rPr>
-        <w:t>부록 F. 킥오프에서 정할 것</w:t>
+        <w:t>부록 F. QFRS 준수 현황</w:t>
+      </w:r>
+    </w:p>
+    <w:p>
+      <w:r>
+        <w:rPr>
+          <w:rFonts w:ascii="맑은 고딕" w:hAnsi="맑은 고딕" w:eastAsia="맑은 고딕"/>
+          <w:b w:val="0"/>
+          <w:sz w:val="19"/>
+        </w:rPr>
+        <w:t>2026년 8월 Artificial Intelligence Review 에 실린 QFRS 는 AI 기반 금융 예측·트레이딩 연구가 지켜야 할 7개 보고 표준이다. 저자가 Scopus 색인 논문 41편을 감사했더니 7개를 모두 충족한 논문이 한 편도 없었다(평균 4.22개). 특히 경제적 백테스트는 87.8%가, 인과적 스케일링은 68.3%가 실패했다.</w:t>
+      </w:r>
+    </w:p>
+    <w:p>
+      <w:r>
+        <w:rPr>
+          <w:rFonts w:ascii="맑은 고딕" w:hAnsi="맑은 고딕" w:eastAsia="맑은 고딕"/>
+          <w:b w:val="0"/>
+          <w:sz w:val="19"/>
+        </w:rPr>
+        <w:t>이 프로젝트의 논지가 “어떻게 검증했나”이므로 그 기준을 그대로 가져와 우리 현황을 표로 놓는다. 지금 5개 충족·2개 부분이고, 부분 2개는 2주 안에 닫는다.</w:t>
+      </w:r>
+    </w:p>
+    <w:tbl>
+      <w:tblPr>
+        <w:tblW w:type="auto" w:w="0"/>
+        <w:tblLayout w:type="fixed"/>
+        <w:tblLook w:firstColumn="1" w:firstRow="1" w:lastColumn="0" w:lastRow="0" w:noHBand="0" w:noVBand="1" w:val="04A0"/>
+        <w:jc w:val="center"/>
+        <w:tblBorders>
+          <w:top w:val="single" w:sz="4" w:color="999999"/>
+          <w:left w:val="single" w:sz="4" w:color="999999"/>
+          <w:bottom w:val="single" w:sz="4" w:color="999999"/>
+          <w:right w:val="single" w:sz="4" w:color="999999"/>
+          <w:insideH w:val="single" w:sz="4" w:color="999999"/>
+          <w:insideV w:val="single" w:sz="4" w:color="999999"/>
+        </w:tblBorders>
+        <w:tblLayout w:type="fixed"/>
+      </w:tblPr>
+      <w:tblGrid>
+        <w:gridCol w:w="2126"/>
+        <w:gridCol w:w="2126"/>
+        <w:gridCol w:w="2126"/>
+        <w:gridCol w:w="2126"/>
+      </w:tblGrid>
+      <w:tr>
+        <w:tc>
+          <w:tcPr>
+            <w:tcW w:type="dxa" w:w="1732"/>
+            <w:shd w:val="clear" w:color="auto" w:fill="D9E2F3"/>
+          </w:tcPr>
+          <w:p>
+            <w:pPr>
+              <w:spacing w:after="20" w:before="0"/>
+              <w:jc w:val="left"/>
+              <w:autoSpaceDE w:val="0"/>
+              <w:autoSpaceDN w:val="0"/>
+            </w:pPr>
+            <w:r/>
+            <w:r>
+              <w:rPr>
+                <w:rFonts w:ascii="맑은 고딕" w:hAnsi="맑은 고딕" w:eastAsia="맑은 고딕"/>
+                <w:b/>
+                <w:sz w:val="15"/>
+              </w:rPr>
+              <w:t>기준</w:t>
+            </w:r>
+          </w:p>
+        </w:tc>
+        <w:tc>
+          <w:tcPr>
+            <w:tcW w:type="dxa" w:w="2583"/>
+            <w:shd w:val="clear" w:color="auto" w:fill="D9E2F3"/>
+          </w:tcPr>
+          <w:p>
+            <w:pPr>
+              <w:spacing w:after="20" w:before="0"/>
+              <w:jc w:val="left"/>
+              <w:autoSpaceDE w:val="0"/>
+              <w:autoSpaceDN w:val="0"/>
+            </w:pPr>
+            <w:r/>
+            <w:r>
+              <w:rPr>
+                <w:rFonts w:ascii="맑은 고딕" w:hAnsi="맑은 고딕" w:eastAsia="맑은 고딕"/>
+                <w:b/>
+                <w:sz w:val="15"/>
+              </w:rPr>
+              <w:t>논문이 요구하는 것</w:t>
+            </w:r>
+          </w:p>
+        </w:tc>
+        <w:tc>
+          <w:tcPr>
+            <w:tcW w:type="dxa" w:w="882"/>
+            <w:shd w:val="clear" w:color="auto" w:fill="D9E2F3"/>
+          </w:tcPr>
+          <w:p>
+            <w:pPr>
+              <w:spacing w:after="20" w:before="0"/>
+              <w:jc w:val="left"/>
+              <w:autoSpaceDE w:val="0"/>
+              <w:autoSpaceDN w:val="0"/>
+            </w:pPr>
+            <w:r/>
+            <w:r>
+              <w:rPr>
+                <w:rFonts w:ascii="맑은 고딕" w:hAnsi="맑은 고딕" w:eastAsia="맑은 고딕"/>
+                <w:b/>
+                <w:sz w:val="15"/>
+              </w:rPr>
+              <w:t>우리 현황</w:t>
+            </w:r>
+          </w:p>
+        </w:tc>
+        <w:tc>
+          <w:tcPr>
+            <w:tcW w:type="dxa" w:w="3308"/>
+            <w:shd w:val="clear" w:color="auto" w:fill="D9E2F3"/>
+          </w:tcPr>
+          <w:p>
+            <w:pPr>
+              <w:spacing w:after="20" w:before="0"/>
+              <w:jc w:val="left"/>
+              <w:autoSpaceDE w:val="0"/>
+              <w:autoSpaceDN w:val="0"/>
+            </w:pPr>
+            <w:r/>
+            <w:r>
+              <w:rPr>
+                <w:rFonts w:ascii="맑은 고딕" w:hAnsi="맑은 고딕" w:eastAsia="맑은 고딕"/>
+                <w:b/>
+                <w:sz w:val="15"/>
+              </w:rPr>
+              <w:t>근거</w:t>
+            </w:r>
+          </w:p>
+        </w:tc>
+      </w:tr>
+      <w:tr>
+        <w:tc>
+          <w:tcPr>
+            <w:tcW w:type="dxa" w:w="1732"/>
+          </w:tcPr>
+          <w:p>
+            <w:pPr>
+              <w:spacing w:after="20" w:before="0"/>
+              <w:jc w:val="left"/>
+              <w:autoSpaceDE w:val="0"/>
+              <w:autoSpaceDN w:val="0"/>
+            </w:pPr>
+            <w:r/>
+            <w:r>
+              <w:rPr>
+                <w:rFonts w:ascii="맑은 고딕" w:hAnsi="맑은 고딕" w:eastAsia="맑은 고딕"/>
+                <w:b w:val="0"/>
+                <w:sz w:val="15"/>
+              </w:rPr>
+              <w:t>QFRS-1</w:t>
+            </w:r>
+          </w:p>
+          <w:p>
+            <w:pPr>
+              <w:spacing w:after="20" w:before="0"/>
+              <w:jc w:val="left"/>
+              <w:autoSpaceDE w:val="0"/>
+              <w:autoSpaceDN w:val="0"/>
+            </w:pPr>
+            <w:r>
+              <w:rPr>
+                <w:rFonts w:ascii="맑은 고딕" w:hAnsi="맑은 고딕" w:eastAsia="맑은 고딕"/>
+                <w:b w:val="0"/>
+                <w:sz w:val="15"/>
+              </w:rPr>
+              <w:t>Dataset specification</w:t>
+            </w:r>
+          </w:p>
+          <w:p>
+            <w:pPr>
+              <w:spacing w:after="20" w:before="0"/>
+              <w:jc w:val="left"/>
+              <w:autoSpaceDE w:val="0"/>
+              <w:autoSpaceDN w:val="0"/>
+            </w:pPr>
+            <w:r>
+              <w:rPr>
+                <w:rFonts w:ascii="맑은 고딕" w:hAnsi="맑은 고딕" w:eastAsia="맑은 고딕"/>
+                <w:b w:val="0"/>
+                <w:sz w:val="15"/>
+              </w:rPr>
+              <w:t>and data handling</w:t>
+            </w:r>
+          </w:p>
+        </w:tc>
+        <w:tc>
+          <w:tcPr>
+            <w:tcW w:type="dxa" w:w="2583"/>
+          </w:tcPr>
+          <w:p>
+            <w:pPr>
+              <w:spacing w:after="20" w:before="0"/>
+              <w:jc w:val="left"/>
+              <w:autoSpaceDE w:val="0"/>
+              <w:autoSpaceDN w:val="0"/>
+            </w:pPr>
+            <w:r/>
+            <w:r>
+              <w:rPr>
+                <w:rFonts w:ascii="맑은 고딕" w:hAnsi="맑은 고딕" w:eastAsia="맑은 고딕"/>
+                <w:b w:val="0"/>
+                <w:sz w:val="15"/>
+              </w:rPr>
+              <w:t>출처·버전·기간 명시. 주식이면 상장폐지 종목 포함 여부와 처리 방법을</w:t>
+            </w:r>
+          </w:p>
+          <w:p>
+            <w:pPr>
+              <w:spacing w:after="20" w:before="0"/>
+              <w:jc w:val="left"/>
+              <w:autoSpaceDE w:val="0"/>
+              <w:autoSpaceDN w:val="0"/>
+            </w:pPr>
+            <w:r>
+              <w:rPr>
+                <w:rFonts w:ascii="맑은 고딕" w:hAnsi="맑은 고딕" w:eastAsia="맑은 고딕"/>
+                <w:b w:val="0"/>
+                <w:sz w:val="15"/>
+              </w:rPr>
+              <w:t>밝혀 생존편향을 통제할 것</w:t>
+            </w:r>
+          </w:p>
+        </w:tc>
+        <w:tc>
+          <w:tcPr>
+            <w:tcW w:type="dxa" w:w="882"/>
+          </w:tcPr>
+          <w:p>
+            <w:pPr>
+              <w:spacing w:after="20" w:before="0"/>
+              <w:jc w:val="left"/>
+              <w:autoSpaceDE w:val="0"/>
+              <w:autoSpaceDN w:val="0"/>
+            </w:pPr>
+            <w:r/>
+            <w:r>
+              <w:rPr>
+                <w:rFonts w:ascii="맑은 고딕" w:hAnsi="맑은 고딕" w:eastAsia="맑은 고딕"/>
+                <w:b w:val="0"/>
+                <w:sz w:val="15"/>
+              </w:rPr>
+              <w:t>충족</w:t>
+            </w:r>
+          </w:p>
+        </w:tc>
+        <w:tc>
+          <w:tcPr>
+            <w:tcW w:type="dxa" w:w="3308"/>
+          </w:tcPr>
+          <w:p>
+            <w:pPr>
+              <w:spacing w:after="20" w:before="0"/>
+              <w:jc w:val="left"/>
+              <w:autoSpaceDE w:val="0"/>
+              <w:autoSpaceDN w:val="0"/>
+            </w:pPr>
+            <w:r/>
+            <w:r>
+              <w:rPr>
+                <w:rFonts w:ascii="맑은 고딕" w:hAnsi="맑은 고딕" w:eastAsia="맑은 고딕"/>
+                <w:b w:val="0"/>
+                <w:sz w:val="15"/>
+              </w:rPr>
+              <w:t>KRX OpenAPI · 2010-01-04~2026-08-25 · 920만 행</w:t>
+            </w:r>
+          </w:p>
+          <w:p>
+            <w:pPr>
+              <w:spacing w:after="20" w:before="0"/>
+              <w:jc w:val="left"/>
+              <w:autoSpaceDE w:val="0"/>
+              <w:autoSpaceDN w:val="0"/>
+            </w:pPr>
+            <w:r>
+              <w:rPr>
+                <w:rFonts w:ascii="맑은 고딕" w:hAnsi="맑은 고딕" w:eastAsia="맑은 고딕"/>
+                <w:b w:val="0"/>
+                <w:sz w:val="15"/>
+              </w:rPr>
+              <w:t>중도 소멸 910종목 포함</w:t>
+            </w:r>
+          </w:p>
+        </w:tc>
+      </w:tr>
+      <w:tr>
+        <w:tc>
+          <w:tcPr>
+            <w:tcW w:type="dxa" w:w="1732"/>
+          </w:tcPr>
+          <w:p>
+            <w:pPr>
+              <w:spacing w:after="20" w:before="0"/>
+              <w:jc w:val="left"/>
+              <w:autoSpaceDE w:val="0"/>
+              <w:autoSpaceDN w:val="0"/>
+            </w:pPr>
+            <w:r/>
+            <w:r>
+              <w:rPr>
+                <w:rFonts w:ascii="맑은 고딕" w:hAnsi="맑은 고딕" w:eastAsia="맑은 고딕"/>
+                <w:b w:val="0"/>
+                <w:sz w:val="15"/>
+              </w:rPr>
+              <w:t>QFRS-2</w:t>
+            </w:r>
+          </w:p>
+          <w:p>
+            <w:pPr>
+              <w:spacing w:after="20" w:before="0"/>
+              <w:jc w:val="left"/>
+              <w:autoSpaceDE w:val="0"/>
+              <w:autoSpaceDN w:val="0"/>
+            </w:pPr>
+            <w:r>
+              <w:rPr>
+                <w:rFonts w:ascii="맑은 고딕" w:hAnsi="맑은 고딕" w:eastAsia="맑은 고딕"/>
+                <w:b w:val="0"/>
+                <w:sz w:val="15"/>
+              </w:rPr>
+              <w:t>Labeling</w:t>
+            </w:r>
+          </w:p>
+          <w:p>
+            <w:pPr>
+              <w:spacing w:after="20" w:before="0"/>
+              <w:jc w:val="left"/>
+              <w:autoSpaceDE w:val="0"/>
+              <w:autoSpaceDN w:val="0"/>
+            </w:pPr>
+            <w:r>
+              <w:rPr>
+                <w:rFonts w:ascii="맑은 고딕" w:hAnsi="맑은 고딕" w:eastAsia="맑은 고딕"/>
+                <w:b w:val="0"/>
+                <w:sz w:val="15"/>
+              </w:rPr>
+              <w:t>(ground truth construction)</w:t>
+            </w:r>
+          </w:p>
+        </w:tc>
+        <w:tc>
+          <w:tcPr>
+            <w:tcW w:type="dxa" w:w="2583"/>
+          </w:tcPr>
+          <w:p>
+            <w:pPr>
+              <w:spacing w:after="20" w:before="0"/>
+              <w:jc w:val="left"/>
+              <w:autoSpaceDE w:val="0"/>
+              <w:autoSpaceDN w:val="0"/>
+            </w:pPr>
+            <w:r/>
+            <w:r>
+              <w:rPr>
+                <w:rFonts w:ascii="맑은 고딕" w:hAnsi="맑은 고딕" w:eastAsia="맑은 고딕"/>
+                <w:b w:val="0"/>
+                <w:sz w:val="15"/>
+              </w:rPr>
+              <w:t>레이블 정의와 임계값을 명시. 아주 작은 등락을 맞히는 이진분류는</w:t>
+            </w:r>
+          </w:p>
+          <w:p>
+            <w:pPr>
+              <w:spacing w:after="20" w:before="0"/>
+              <w:jc w:val="left"/>
+              <w:autoSpaceDE w:val="0"/>
+              <w:autoSpaceDN w:val="0"/>
+            </w:pPr>
+            <w:r>
+              <w:rPr>
+                <w:rFonts w:ascii="맑은 고딕" w:hAnsi="맑은 고딕" w:eastAsia="맑은 고딕"/>
+                <w:b w:val="0"/>
+                <w:sz w:val="15"/>
+              </w:rPr>
+              <w:t>통계적으로만 맞고 경제적으로 무의미하다고 지적</w:t>
+            </w:r>
+          </w:p>
+        </w:tc>
+        <w:tc>
+          <w:tcPr>
+            <w:tcW w:type="dxa" w:w="882"/>
+          </w:tcPr>
+          <w:p>
+            <w:pPr>
+              <w:spacing w:after="20" w:before="0"/>
+              <w:jc w:val="left"/>
+              <w:autoSpaceDE w:val="0"/>
+              <w:autoSpaceDN w:val="0"/>
+            </w:pPr>
+            <w:r/>
+            <w:r>
+              <w:rPr>
+                <w:rFonts w:ascii="맑은 고딕" w:hAnsi="맑은 고딕" w:eastAsia="맑은 고딕"/>
+                <w:b w:val="0"/>
+                <w:sz w:val="15"/>
+              </w:rPr>
+              <w:t>충족</w:t>
+            </w:r>
+          </w:p>
+        </w:tc>
+        <w:tc>
+          <w:tcPr>
+            <w:tcW w:type="dxa" w:w="3308"/>
+          </w:tcPr>
+          <w:p>
+            <w:pPr>
+              <w:spacing w:after="20" w:before="0"/>
+              <w:jc w:val="left"/>
+              <w:autoSpaceDE w:val="0"/>
+              <w:autoSpaceDN w:val="0"/>
+            </w:pPr>
+            <w:r/>
+            <w:r>
+              <w:rPr>
+                <w:rFonts w:ascii="맑은 고딕" w:hAnsi="맑은 고딕" w:eastAsia="맑은 고딕"/>
+                <w:b w:val="0"/>
+                <w:sz w:val="15"/>
+              </w:rPr>
+              <w:t>시가(t+1)→시가(t+6) 3분류</w:t>
+            </w:r>
+          </w:p>
+          <w:p>
+            <w:pPr>
+              <w:spacing w:after="20" w:before="0"/>
+              <w:jc w:val="left"/>
+              <w:autoSpaceDE w:val="0"/>
+              <w:autoSpaceDN w:val="0"/>
+            </w:pPr>
+            <w:r>
+              <w:rPr>
+                <w:rFonts w:ascii="맑은 고딕" w:hAnsi="맑은 고딕" w:eastAsia="맑은 고딕"/>
+                <w:b w:val="0"/>
+                <w:sz w:val="15"/>
+              </w:rPr>
+              <w:t>밴드를 실측으로 정함 (지수 ±1.0% / 종목 ±2.0%)</w:t>
+            </w:r>
+          </w:p>
+        </w:tc>
+      </w:tr>
+      <w:tr>
+        <w:tc>
+          <w:tcPr>
+            <w:tcW w:type="dxa" w:w="1732"/>
+          </w:tcPr>
+          <w:p>
+            <w:pPr>
+              <w:spacing w:after="20" w:before="0"/>
+              <w:jc w:val="left"/>
+              <w:autoSpaceDE w:val="0"/>
+              <w:autoSpaceDN w:val="0"/>
+            </w:pPr>
+            <w:r/>
+            <w:r>
+              <w:rPr>
+                <w:rFonts w:ascii="맑은 고딕" w:hAnsi="맑은 고딕" w:eastAsia="맑은 고딕"/>
+                <w:b w:val="0"/>
+                <w:sz w:val="15"/>
+              </w:rPr>
+              <w:t>QFRS-3</w:t>
+            </w:r>
+          </w:p>
+          <w:p>
+            <w:pPr>
+              <w:spacing w:after="20" w:before="0"/>
+              <w:jc w:val="left"/>
+              <w:autoSpaceDE w:val="0"/>
+              <w:autoSpaceDN w:val="0"/>
+            </w:pPr>
+            <w:r>
+              <w:rPr>
+                <w:rFonts w:ascii="맑은 고딕" w:hAnsi="맑은 고딕" w:eastAsia="맑은 고딕"/>
+                <w:b w:val="0"/>
+                <w:sz w:val="15"/>
+              </w:rPr>
+              <w:t>feature engineering</w:t>
+            </w:r>
+          </w:p>
+          <w:p>
+            <w:pPr>
+              <w:spacing w:after="20" w:before="0"/>
+              <w:jc w:val="left"/>
+              <w:autoSpaceDE w:val="0"/>
+              <w:autoSpaceDN w:val="0"/>
+            </w:pPr>
+            <w:r>
+              <w:rPr>
+                <w:rFonts w:ascii="맑은 고딕" w:hAnsi="맑은 고딕" w:eastAsia="맑은 고딕"/>
+                <w:b w:val="0"/>
+                <w:sz w:val="15"/>
+              </w:rPr>
+              <w:t>(anti-leakage by design)</w:t>
+            </w:r>
+          </w:p>
+        </w:tc>
+        <w:tc>
+          <w:tcPr>
+            <w:tcW w:type="dxa" w:w="2583"/>
+          </w:tcPr>
+          <w:p>
+            <w:pPr>
+              <w:spacing w:after="20" w:before="0"/>
+              <w:jc w:val="left"/>
+              <w:autoSpaceDE w:val="0"/>
+              <w:autoSpaceDN w:val="0"/>
+            </w:pPr>
+            <w:r/>
+            <w:r>
+              <w:rPr>
+                <w:rFonts w:ascii="맑은 고딕" w:hAnsi="맑은 고딕" w:eastAsia="맑은 고딕"/>
+                <w:b w:val="0"/>
+                <w:sz w:val="15"/>
+              </w:rPr>
+              <w:t>피처가 미래를 보지 않도록 설계 단계에서 차단할 것</w:t>
+            </w:r>
+          </w:p>
+        </w:tc>
+        <w:tc>
+          <w:tcPr>
+            <w:tcW w:type="dxa" w:w="882"/>
+          </w:tcPr>
+          <w:p>
+            <w:pPr>
+              <w:spacing w:after="20" w:before="0"/>
+              <w:jc w:val="left"/>
+              <w:autoSpaceDE w:val="0"/>
+              <w:autoSpaceDN w:val="0"/>
+            </w:pPr>
+            <w:r/>
+            <w:r>
+              <w:rPr>
+                <w:rFonts w:ascii="맑은 고딕" w:hAnsi="맑은 고딕" w:eastAsia="맑은 고딕"/>
+                <w:b w:val="0"/>
+                <w:sz w:val="15"/>
+              </w:rPr>
+              <w:t>충족</w:t>
+            </w:r>
+          </w:p>
+        </w:tc>
+        <w:tc>
+          <w:tcPr>
+            <w:tcW w:type="dxa" w:w="3308"/>
+          </w:tcPr>
+          <w:p>
+            <w:pPr>
+              <w:spacing w:after="20" w:before="0"/>
+              <w:jc w:val="left"/>
+              <w:autoSpaceDE w:val="0"/>
+              <w:autoSpaceDN w:val="0"/>
+            </w:pPr>
+            <w:r/>
+            <w:r>
+              <w:rPr>
+                <w:rFonts w:ascii="맑은 고딕" w:hAnsi="맑은 고딕" w:eastAsia="맑은 고딕"/>
+                <w:b w:val="0"/>
+                <w:sz w:val="15"/>
+              </w:rPr>
+              <w:t>as_of 공급 계층. 기본값이 없어 빠뜨릴 수 없고</w:t>
+            </w:r>
+          </w:p>
+          <w:p>
+            <w:pPr>
+              <w:spacing w:after="20" w:before="0"/>
+              <w:jc w:val="left"/>
+              <w:autoSpaceDE w:val="0"/>
+              <w:autoSpaceDN w:val="0"/>
+            </w:pPr>
+            <w:r>
+              <w:rPr>
+                <w:rFonts w:ascii="맑은 고딕" w:hAnsi="맑은 고딕" w:eastAsia="맑은 고딕"/>
+                <w:b w:val="0"/>
+                <w:sz w:val="15"/>
+              </w:rPr>
+              <w:t>경계를 테스트 16개가 막는다</w:t>
+            </w:r>
+          </w:p>
+        </w:tc>
+      </w:tr>
+      <w:tr>
+        <w:tc>
+          <w:tcPr>
+            <w:tcW w:type="dxa" w:w="1732"/>
+          </w:tcPr>
+          <w:p>
+            <w:pPr>
+              <w:spacing w:after="20" w:before="0"/>
+              <w:jc w:val="left"/>
+              <w:autoSpaceDE w:val="0"/>
+              <w:autoSpaceDN w:val="0"/>
+            </w:pPr>
+            <w:r/>
+            <w:r>
+              <w:rPr>
+                <w:rFonts w:ascii="맑은 고딕" w:hAnsi="맑은 고딕" w:eastAsia="맑은 고딕"/>
+                <w:b w:val="0"/>
+                <w:sz w:val="15"/>
+              </w:rPr>
+              <w:t>QFRS-4</w:t>
+            </w:r>
+          </w:p>
+          <w:p>
+            <w:pPr>
+              <w:spacing w:after="20" w:before="0"/>
+              <w:jc w:val="left"/>
+              <w:autoSpaceDE w:val="0"/>
+              <w:autoSpaceDN w:val="0"/>
+            </w:pPr>
+            <w:r>
+              <w:rPr>
+                <w:rFonts w:ascii="맑은 고딕" w:hAnsi="맑은 고딕" w:eastAsia="맑은 고딕"/>
+                <w:b w:val="0"/>
+                <w:sz w:val="15"/>
+              </w:rPr>
+              <w:t>Scaling / Normalisation</w:t>
+            </w:r>
+          </w:p>
+        </w:tc>
+        <w:tc>
+          <w:tcPr>
+            <w:tcW w:type="dxa" w:w="2583"/>
+          </w:tcPr>
+          <w:p>
+            <w:pPr>
+              <w:spacing w:after="20" w:before="0"/>
+              <w:jc w:val="left"/>
+              <w:autoSpaceDE w:val="0"/>
+              <w:autoSpaceDN w:val="0"/>
+            </w:pPr>
+            <w:r/>
+            <w:r>
+              <w:rPr>
+                <w:rFonts w:ascii="맑은 고딕" w:hAnsi="맑은 고딕" w:eastAsia="맑은 고딕"/>
+                <w:b w:val="0"/>
+                <w:sz w:val="15"/>
+              </w:rPr>
+              <w:t>스케일링을 전체 자료에 먼저 적용하면 누수. 학습구간에서 fit 하고</w:t>
+            </w:r>
+          </w:p>
+          <w:p>
+            <w:pPr>
+              <w:spacing w:after="20" w:before="0"/>
+              <w:jc w:val="left"/>
+              <w:autoSpaceDE w:val="0"/>
+              <w:autoSpaceDN w:val="0"/>
+            </w:pPr>
+            <w:r>
+              <w:rPr>
+                <w:rFonts w:ascii="맑은 고딕" w:hAnsi="맑은 고딕" w:eastAsia="맑은 고딕"/>
+                <w:b w:val="0"/>
+                <w:sz w:val="15"/>
+              </w:rPr>
+              <w:t>검증·테스트에 transform 만 할 것</w:t>
+            </w:r>
+          </w:p>
+        </w:tc>
+        <w:tc>
+          <w:tcPr>
+            <w:tcW w:type="dxa" w:w="882"/>
+          </w:tcPr>
+          <w:p>
+            <w:pPr>
+              <w:spacing w:after="20" w:before="0"/>
+              <w:jc w:val="left"/>
+              <w:autoSpaceDE w:val="0"/>
+              <w:autoSpaceDN w:val="0"/>
+            </w:pPr>
+            <w:r/>
+            <w:r>
+              <w:rPr>
+                <w:rFonts w:ascii="맑은 고딕" w:hAnsi="맑은 고딕" w:eastAsia="맑은 고딕"/>
+                <w:b w:val="0"/>
+                <w:sz w:val="15"/>
+              </w:rPr>
+              <w:t>미착수</w:t>
+            </w:r>
+          </w:p>
+        </w:tc>
+        <w:tc>
+          <w:tcPr>
+            <w:tcW w:type="dxa" w:w="3308"/>
+          </w:tcPr>
+          <w:p>
+            <w:pPr>
+              <w:spacing w:after="20" w:before="0"/>
+              <w:jc w:val="left"/>
+              <w:autoSpaceDE w:val="0"/>
+              <w:autoSpaceDN w:val="0"/>
+            </w:pPr>
+            <w:r/>
+            <w:r>
+              <w:rPr>
+                <w:rFonts w:ascii="맑은 고딕" w:hAnsi="맑은 고딕" w:eastAsia="맑은 고딕"/>
+                <w:b w:val="0"/>
+                <w:sz w:val="15"/>
+              </w:rPr>
+              <w:t>피처 계층이 아직 비어 있다. 9/2~9/5 에 구현하며 지킨다</w:t>
+            </w:r>
+          </w:p>
+        </w:tc>
+      </w:tr>
+      <w:tr>
+        <w:tc>
+          <w:tcPr>
+            <w:tcW w:type="dxa" w:w="1732"/>
+          </w:tcPr>
+          <w:p>
+            <w:pPr>
+              <w:spacing w:after="20" w:before="0"/>
+              <w:jc w:val="left"/>
+              <w:autoSpaceDE w:val="0"/>
+              <w:autoSpaceDN w:val="0"/>
+            </w:pPr>
+            <w:r/>
+            <w:r>
+              <w:rPr>
+                <w:rFonts w:ascii="맑은 고딕" w:hAnsi="맑은 고딕" w:eastAsia="맑은 고딕"/>
+                <w:b w:val="0"/>
+                <w:sz w:val="15"/>
+              </w:rPr>
+              <w:t>QFRS-5</w:t>
+            </w:r>
+          </w:p>
+          <w:p>
+            <w:pPr>
+              <w:spacing w:after="20" w:before="0"/>
+              <w:jc w:val="left"/>
+              <w:autoSpaceDE w:val="0"/>
+              <w:autoSpaceDN w:val="0"/>
+            </w:pPr>
+            <w:r>
+              <w:rPr>
+                <w:rFonts w:ascii="맑은 고딕" w:hAnsi="맑은 고딕" w:eastAsia="맑은 고딕"/>
+                <w:b w:val="0"/>
+                <w:sz w:val="15"/>
+              </w:rPr>
+              <w:t>Train/Validation/Test split</w:t>
+            </w:r>
+          </w:p>
+        </w:tc>
+        <w:tc>
+          <w:tcPr>
+            <w:tcW w:type="dxa" w:w="2583"/>
+          </w:tcPr>
+          <w:p>
+            <w:pPr>
+              <w:spacing w:after="20" w:before="0"/>
+              <w:jc w:val="left"/>
+              <w:autoSpaceDE w:val="0"/>
+              <w:autoSpaceDN w:val="0"/>
+            </w:pPr>
+            <w:r/>
+            <w:r>
+              <w:rPr>
+                <w:rFonts w:ascii="맑은 고딕" w:hAnsi="맑은 고딕" w:eastAsia="맑은 고딕"/>
+                <w:b w:val="0"/>
+                <w:sz w:val="15"/>
+              </w:rPr>
+              <w:t>레이블이 h 기간 앞을 보면 창 사이에 최소 h 만큼 embargo</w:t>
+            </w:r>
+          </w:p>
+        </w:tc>
+        <w:tc>
+          <w:tcPr>
+            <w:tcW w:type="dxa" w:w="882"/>
+          </w:tcPr>
+          <w:p>
+            <w:pPr>
+              <w:spacing w:after="20" w:before="0"/>
+              <w:jc w:val="left"/>
+              <w:autoSpaceDE w:val="0"/>
+              <w:autoSpaceDN w:val="0"/>
+            </w:pPr>
+            <w:r/>
+            <w:r>
+              <w:rPr>
+                <w:rFonts w:ascii="맑은 고딕" w:hAnsi="맑은 고딕" w:eastAsia="맑은 고딕"/>
+                <w:b w:val="0"/>
+                <w:sz w:val="15"/>
+              </w:rPr>
+              <w:t>충족</w:t>
+            </w:r>
+          </w:p>
+        </w:tc>
+        <w:tc>
+          <w:tcPr>
+            <w:tcW w:type="dxa" w:w="3308"/>
+          </w:tcPr>
+          <w:p>
+            <w:pPr>
+              <w:spacing w:after="20" w:before="0"/>
+              <w:jc w:val="left"/>
+              <w:autoSpaceDE w:val="0"/>
+              <w:autoSpaceDN w:val="0"/>
+            </w:pPr>
+            <w:r/>
+            <w:r>
+              <w:rPr>
+                <w:rFonts w:ascii="맑은 고딕" w:hAnsi="맑은 고딕" w:eastAsia="맑은 고딕"/>
+                <w:b w:val="0"/>
+                <w:sz w:val="15"/>
+              </w:rPr>
+              <w:t>워크포워드가 gap=label_horizon 을 강제.</w:t>
+            </w:r>
+          </w:p>
+          <w:p>
+            <w:pPr>
+              <w:spacing w:after="20" w:before="0"/>
+              <w:jc w:val="left"/>
+              <w:autoSpaceDE w:val="0"/>
+              <w:autoSpaceDN w:val="0"/>
+            </w:pPr>
+            <w:r>
+              <w:rPr>
+                <w:rFonts w:ascii="맑은 고딕" w:hAnsi="맑은 고딕" w:eastAsia="맑은 고딕"/>
+                <w:b w:val="0"/>
+                <w:sz w:val="15"/>
+              </w:rPr>
+              <w:t>어기면 LeakageError 로 멈춘다</w:t>
+            </w:r>
+          </w:p>
+        </w:tc>
+      </w:tr>
+      <w:tr>
+        <w:tc>
+          <w:tcPr>
+            <w:tcW w:type="dxa" w:w="1732"/>
+          </w:tcPr>
+          <w:p>
+            <w:pPr>
+              <w:spacing w:after="20" w:before="0"/>
+              <w:jc w:val="left"/>
+              <w:autoSpaceDE w:val="0"/>
+              <w:autoSpaceDN w:val="0"/>
+            </w:pPr>
+            <w:r/>
+            <w:r>
+              <w:rPr>
+                <w:rFonts w:ascii="맑은 고딕" w:hAnsi="맑은 고딕" w:eastAsia="맑은 고딕"/>
+                <w:b w:val="0"/>
+                <w:sz w:val="15"/>
+              </w:rPr>
+              <w:t>QFRS-6</w:t>
+            </w:r>
+          </w:p>
+          <w:p>
+            <w:pPr>
+              <w:spacing w:after="20" w:before="0"/>
+              <w:jc w:val="left"/>
+              <w:autoSpaceDE w:val="0"/>
+              <w:autoSpaceDN w:val="0"/>
+            </w:pPr>
+            <w:r>
+              <w:rPr>
+                <w:rFonts w:ascii="맑은 고딕" w:hAnsi="맑은 고딕" w:eastAsia="맑은 고딕"/>
+                <w:b w:val="0"/>
+                <w:sz w:val="15"/>
+              </w:rPr>
+              <w:t>evaluation metrics</w:t>
+            </w:r>
+          </w:p>
+          <w:p>
+            <w:pPr>
+              <w:spacing w:after="20" w:before="0"/>
+              <w:jc w:val="left"/>
+              <w:autoSpaceDE w:val="0"/>
+              <w:autoSpaceDN w:val="0"/>
+            </w:pPr>
+            <w:r>
+              <w:rPr>
+                <w:rFonts w:ascii="맑은 고딕" w:hAnsi="맑은 고딕" w:eastAsia="맑은 고딕"/>
+                <w:b w:val="0"/>
+                <w:sz w:val="15"/>
+              </w:rPr>
+              <w:t>and task types</w:t>
+            </w:r>
+          </w:p>
+        </w:tc>
+        <w:tc>
+          <w:tcPr>
+            <w:tcW w:type="dxa" w:w="2583"/>
+          </w:tcPr>
+          <w:p>
+            <w:pPr>
+              <w:spacing w:after="20" w:before="0"/>
+              <w:jc w:val="left"/>
+              <w:autoSpaceDE w:val="0"/>
+              <w:autoSpaceDN w:val="0"/>
+            </w:pPr>
+            <w:r/>
+            <w:r>
+              <w:rPr>
+                <w:rFonts w:ascii="맑은 고딕" w:hAnsi="맑은 고딕" w:eastAsia="맑은 고딕"/>
+                <w:b w:val="0"/>
+                <w:sz w:val="15"/>
+              </w:rPr>
+              <w:t>주 지표로 MCC·PR-AUC·Balanced Accuracy·혼동행렬.</w:t>
+            </w:r>
+          </w:p>
+          <w:p>
+            <w:pPr>
+              <w:spacing w:after="20" w:before="0"/>
+              <w:jc w:val="left"/>
+              <w:autoSpaceDE w:val="0"/>
+              <w:autoSpaceDN w:val="0"/>
+            </w:pPr>
+            <w:r>
+              <w:rPr>
+                <w:rFonts w:ascii="맑은 고딕" w:hAnsi="맑은 고딕" w:eastAsia="맑은 고딕"/>
+                <w:b w:val="0"/>
+                <w:sz w:val="15"/>
+              </w:rPr>
+              <w:t>F1·ROC-AUC 는 보조</w:t>
+            </w:r>
+          </w:p>
+        </w:tc>
+        <w:tc>
+          <w:tcPr>
+            <w:tcW w:type="dxa" w:w="882"/>
+          </w:tcPr>
+          <w:p>
+            <w:pPr>
+              <w:spacing w:after="20" w:before="0"/>
+              <w:jc w:val="left"/>
+              <w:autoSpaceDE w:val="0"/>
+              <w:autoSpaceDN w:val="0"/>
+            </w:pPr>
+            <w:r/>
+            <w:r>
+              <w:rPr>
+                <w:rFonts w:ascii="맑은 고딕" w:hAnsi="맑은 고딕" w:eastAsia="맑은 고딕"/>
+                <w:b w:val="0"/>
+                <w:sz w:val="15"/>
+              </w:rPr>
+              <w:t>부분</w:t>
+            </w:r>
+          </w:p>
+        </w:tc>
+        <w:tc>
+          <w:tcPr>
+            <w:tcW w:type="dxa" w:w="3308"/>
+          </w:tcPr>
+          <w:p>
+            <w:pPr>
+              <w:spacing w:after="20" w:before="0"/>
+              <w:jc w:val="left"/>
+              <w:autoSpaceDE w:val="0"/>
+              <w:autoSpaceDN w:val="0"/>
+            </w:pPr>
+            <w:r/>
+            <w:r>
+              <w:rPr>
+                <w:rFonts w:ascii="맑은 고딕" w:hAnsi="맑은 고딕" w:eastAsia="맑은 고딕"/>
+                <w:b w:val="0"/>
+                <w:sz w:val="15"/>
+              </w:rPr>
+              <w:t>기준선 3종 대비 보고는 있으나</w:t>
+            </w:r>
+          </w:p>
+          <w:p>
+            <w:pPr>
+              <w:spacing w:after="20" w:before="0"/>
+              <w:jc w:val="left"/>
+              <w:autoSpaceDE w:val="0"/>
+              <w:autoSpaceDN w:val="0"/>
+            </w:pPr>
+            <w:r>
+              <w:rPr>
+                <w:rFonts w:ascii="맑은 고딕" w:hAnsi="맑은 고딕" w:eastAsia="맑은 고딕"/>
+                <w:b w:val="0"/>
+                <w:sz w:val="15"/>
+              </w:rPr>
+              <w:t>MCC 는 아직 없다 — 9/10 까지 추가</w:t>
+            </w:r>
+          </w:p>
+        </w:tc>
+      </w:tr>
+      <w:tr>
+        <w:tc>
+          <w:tcPr>
+            <w:tcW w:type="dxa" w:w="1732"/>
+          </w:tcPr>
+          <w:p>
+            <w:pPr>
+              <w:spacing w:after="20" w:before="0"/>
+              <w:jc w:val="left"/>
+              <w:autoSpaceDE w:val="0"/>
+              <w:autoSpaceDN w:val="0"/>
+            </w:pPr>
+            <w:r/>
+            <w:r>
+              <w:rPr>
+                <w:rFonts w:ascii="맑은 고딕" w:hAnsi="맑은 고딕" w:eastAsia="맑은 고딕"/>
+                <w:b w:val="0"/>
+                <w:sz w:val="15"/>
+              </w:rPr>
+              <w:t>QFRS-7</w:t>
+            </w:r>
+          </w:p>
+          <w:p>
+            <w:pPr>
+              <w:spacing w:after="20" w:before="0"/>
+              <w:jc w:val="left"/>
+              <w:autoSpaceDE w:val="0"/>
+              <w:autoSpaceDN w:val="0"/>
+            </w:pPr>
+            <w:r>
+              <w:rPr>
+                <w:rFonts w:ascii="맑은 고딕" w:hAnsi="맑은 고딕" w:eastAsia="맑은 고딕"/>
+                <w:b w:val="0"/>
+                <w:sz w:val="15"/>
+              </w:rPr>
+              <w:t>Backtest metrics</w:t>
+            </w:r>
+          </w:p>
+          <w:p>
+            <w:pPr>
+              <w:spacing w:after="20" w:before="0"/>
+              <w:jc w:val="left"/>
+              <w:autoSpaceDE w:val="0"/>
+              <w:autoSpaceDN w:val="0"/>
+            </w:pPr>
+            <w:r>
+              <w:rPr>
+                <w:rFonts w:ascii="맑은 고딕" w:hAnsi="맑은 고딕" w:eastAsia="맑은 고딕"/>
+                <w:b w:val="0"/>
+                <w:sz w:val="15"/>
+              </w:rPr>
+              <w:t>(economic performance)</w:t>
+            </w:r>
+          </w:p>
+        </w:tc>
+        <w:tc>
+          <w:tcPr>
+            <w:tcW w:type="dxa" w:w="2583"/>
+          </w:tcPr>
+          <w:p>
+            <w:pPr>
+              <w:spacing w:after="20" w:before="0"/>
+              <w:jc w:val="left"/>
+              <w:autoSpaceDE w:val="0"/>
+              <w:autoSpaceDN w:val="0"/>
+            </w:pPr>
+            <w:r/>
+            <w:r>
+              <w:rPr>
+                <w:rFonts w:ascii="맑은 고딕" w:hAnsi="맑은 고딕" w:eastAsia="맑은 고딕"/>
+                <w:b w:val="0"/>
+                <w:sz w:val="15"/>
+              </w:rPr>
+              <w:t>수수료·슬리피지·체결 규칙을 밝힌 경제적 백테스트.</w:t>
+            </w:r>
+          </w:p>
+          <w:p>
+            <w:pPr>
+              <w:spacing w:after="20" w:before="0"/>
+              <w:jc w:val="left"/>
+              <w:autoSpaceDE w:val="0"/>
+              <w:autoSpaceDN w:val="0"/>
+            </w:pPr>
+            <w:r>
+              <w:rPr>
+                <w:rFonts w:ascii="맑은 고딕" w:hAnsi="맑은 고딕" w:eastAsia="맑은 고딕"/>
+                <w:b w:val="0"/>
+                <w:sz w:val="15"/>
+              </w:rPr>
+              <w:t>필수(M) 항목이 하나라도 없으면 Fail</w:t>
+            </w:r>
+          </w:p>
+        </w:tc>
+        <w:tc>
+          <w:tcPr>
+            <w:tcW w:type="dxa" w:w="882"/>
+          </w:tcPr>
+          <w:p>
+            <w:pPr>
+              <w:spacing w:after="20" w:before="0"/>
+              <w:jc w:val="left"/>
+              <w:autoSpaceDE w:val="0"/>
+              <w:autoSpaceDN w:val="0"/>
+            </w:pPr>
+            <w:r/>
+            <w:r>
+              <w:rPr>
+                <w:rFonts w:ascii="맑은 고딕" w:hAnsi="맑은 고딕" w:eastAsia="맑은 고딕"/>
+                <w:b w:val="0"/>
+                <w:sz w:val="15"/>
+              </w:rPr>
+              <w:t>부분</w:t>
+            </w:r>
+          </w:p>
+        </w:tc>
+        <w:tc>
+          <w:tcPr>
+            <w:tcW w:type="dxa" w:w="3308"/>
+          </w:tcPr>
+          <w:p>
+            <w:pPr>
+              <w:spacing w:after="20" w:before="0"/>
+              <w:jc w:val="left"/>
+              <w:autoSpaceDE w:val="0"/>
+              <w:autoSpaceDN w:val="0"/>
+            </w:pPr>
+            <w:r/>
+            <w:r>
+              <w:rPr>
+                <w:rFonts w:ascii="맑은 고딕" w:hAnsi="맑은 고딕" w:eastAsia="맑은 고딕"/>
+                <w:b w:val="0"/>
+                <w:sz w:val="15"/>
+              </w:rPr>
+              <w:t>거래비용 4수준은 있다. 회전율·체결 가정</w:t>
+            </w:r>
+          </w:p>
+          <w:p>
+            <w:pPr>
+              <w:spacing w:after="20" w:before="0"/>
+              <w:jc w:val="left"/>
+              <w:autoSpaceDE w:val="0"/>
+              <w:autoSpaceDN w:val="0"/>
+            </w:pPr>
+            <w:r>
+              <w:rPr>
+                <w:rFonts w:ascii="맑은 고딕" w:hAnsi="맑은 고딕" w:eastAsia="맑은 고딕"/>
+                <w:b w:val="0"/>
+                <w:sz w:val="15"/>
+              </w:rPr>
+              <w:t>문서화는 9/11 까지</w:t>
+            </w:r>
+          </w:p>
+        </w:tc>
+      </w:tr>
+    </w:tbl>
+    <w:p/>
+    <w:p>
+      <w:r>
+        <w:rPr>
+          <w:rFonts w:ascii="맑은 고딕" w:hAnsi="맑은 고딕" w:eastAsia="맑은 고딕"/>
+          <w:b w:val="0"/>
+          <w:sz w:val="17"/>
+        </w:rPr>
+        <w:t>출처: Khushi M. QFRS: quantitative finance reporting standards for forecasting, evaluation and trading claims. Artif Intell Rev (2026). https://doi.org/10.1007/s10462-026-11664-w</w:t>
+      </w:r>
+    </w:p>
+    <w:p>
+      <w:r>
+        <w:rPr>
+          <w:rFonts w:ascii="맑은 고딕" w:hAnsi="맑은 고딕" w:eastAsia="맑은 고딕"/>
+          <w:b w:val="0"/>
+          <w:sz w:val="17"/>
+        </w:rPr>
+        <w:t>※ 이 논문은 온라인 선공개(accepted manuscript) 상태라 권·호·페이지가 아직 없다. 위 형식이 원문이 지정한 인용 방식이다. Open Access(CC-BY)라 전문을 볼 수 있다.</w:t>
+      </w:r>
+    </w:p>
+    <w:p/>
+    <w:p>
+      <w:r>
+        <w:rPr>
+          <w:rFonts w:ascii="맑은 고딕" w:hAnsi="맑은 고딕" w:eastAsia="맑은 고딕"/>
+          <w:b/>
+          <w:sz w:val="24"/>
+        </w:rPr>
+        <w:t>부록 G. 킥오프에서 정할 것</w:t>
       </w:r>
     </w:p>
     <w:p>
@@ -7517,7 +8684,7 @@
           <w:b/>
           <w:sz w:val="24"/>
         </w:rPr>
-        <w:t>부록 G. 3개 프로젝트 확장 로드맵</w:t>
+        <w:t>부록 H. 3개 프로젝트 확장 로드맵</w:t>
       </w:r>
     </w:p>
     <w:p>
@@ -7851,7 +9018,7 @@
           <w:b/>
           <w:sz w:val="24"/>
         </w:rPr>
-        <w:t>부록 H. 아키텍처</w:t>
+        <w:t>부록 I. 아키텍처</w:t>
       </w:r>
     </w:p>
     <w:p>

--- a/docs/프로젝트계획서_Qurious_v1.docx
+++ b/docs/프로젝트계획서_Qurious_v1.docx
@@ -871,7 +871,7 @@
                 <w:b w:val="0"/>
                 <w:sz w:val="18"/>
               </w:rPr>
-              <w:t>① 수집 — KRX OpenAPI 로 2010년부터 16년 전수. 상장폐지 910종목을 포함해 생존편향을 막는다</w:t>
+              <w:t>① 수집 — KRX OpenAPI 로 2010년부터 16년 전수. 상장폐지 910종목을 포함해 생존편향을 막되, 그 종목의 정리매매 구간(마지막 10거래일)은 제외한다. 그 구간은 가격제한폭이 없어 -90% 봉이 찍히는데 실제로는 체결되지 않는다</w:t>
             </w:r>
           </w:p>
           <w:p>
@@ -1589,7 +1589,23 @@
                 <w:b w:val="0"/>
                 <w:sz w:val="17"/>
               </w:rPr>
-              <w:t>손익분기 52.56% 로 지수보다 유리</w:t>
+              <w:t>수익 크기가 지수의 2.6배.</w:t>
+            </w:r>
+          </w:p>
+          <w:p>
+            <w:pPr>
+              <w:spacing w:after="20" w:before="0"/>
+              <w:jc w:val="left"/>
+              <w:autoSpaceDE w:val="0"/>
+              <w:autoSpaceDN w:val="0"/>
+            </w:pPr>
+            <w:r>
+              <w:rPr>
+                <w:rFonts w:ascii="맑은 고딕" w:hAnsi="맑은 고딕" w:eastAsia="맑은 고딕"/>
+                <w:b w:val="0"/>
+                <w:sz w:val="17"/>
+              </w:rPr>
+              <w:t>다만 거래세로 손익분기는 더 높다</w:t>
             </w:r>
           </w:p>
         </w:tc>
@@ -6581,7 +6597,7 @@
                 <w:b w:val="0"/>
                 <w:sz w:val="16"/>
               </w:rPr>
-              <w:t>기준선 (항상 상승)</w:t>
+              <w:t>정리매매 급락</w:t>
             </w:r>
           </w:p>
         </w:tc>
@@ -6603,7 +6619,23 @@
                 <w:b w:val="0"/>
                 <w:sz w:val="16"/>
               </w:rPr>
-              <w:t>52.64%</w:t>
+              <w:t>-30.5% 이하 1,224행 중</w:t>
+            </w:r>
+          </w:p>
+          <w:p>
+            <w:pPr>
+              <w:spacing w:after="20" w:before="0"/>
+              <w:jc w:val="left"/>
+              <w:autoSpaceDE w:val="0"/>
+              <w:autoSpaceDN w:val="0"/>
+            </w:pPr>
+            <w:r>
+              <w:rPr>
+                <w:rFonts w:ascii="맑은 고딕" w:hAnsi="맑은 고딕" w:eastAsia="맑은 고딕"/>
+                <w:b w:val="0"/>
+                <w:sz w:val="16"/>
+              </w:rPr>
+              <w:t>1,197행(97.8%)이 정리매매</w:t>
             </w:r>
           </w:p>
         </w:tc>
@@ -6625,7 +6657,7 @@
                 <w:b w:val="0"/>
                 <w:sz w:val="16"/>
               </w:rPr>
-              <w:t>개발구간 2,880일</w:t>
+              <w:t>전 구간</w:t>
             </w:r>
           </w:p>
         </w:tc>
@@ -6647,7 +6679,23 @@
                 <w:b w:val="0"/>
                 <w:sz w:val="16"/>
               </w:rPr>
-              <w:t>모델이 이겨야 할 하한</w:t>
+              <w:t>폐지 종목을 넣었더니 반대 편향이 생겼다.</w:t>
+            </w:r>
+          </w:p>
+          <w:p>
+            <w:pPr>
+              <w:spacing w:after="20" w:before="0"/>
+              <w:jc w:val="left"/>
+              <w:autoSpaceDE w:val="0"/>
+              <w:autoSpaceDN w:val="0"/>
+            </w:pPr>
+            <w:r>
+              <w:rPr>
+                <w:rFonts w:ascii="맑은 고딕" w:hAnsi="맑은 고딕" w:eastAsia="맑은 고딕"/>
+                <w:b w:val="0"/>
+                <w:sz w:val="16"/>
+              </w:rPr>
+              <w:t>마지막 10거래일을 뺀다. 최저 -98.41%</w:t>
             </w:r>
           </w:p>
         </w:tc>
@@ -6671,7 +6719,7 @@
                 <w:b w:val="0"/>
                 <w:sz w:val="16"/>
               </w:rPr>
-              <w:t>유의 임계</w:t>
+              <w:t>기준선 (항상 상승)</w:t>
             </w:r>
           </w:p>
         </w:tc>
@@ -6693,7 +6741,7 @@
                 <w:b w:val="0"/>
                 <w:sz w:val="16"/>
               </w:rPr>
-              <w:t>54.99%</w:t>
+              <w:t>52.64%</w:t>
             </w:r>
           </w:p>
         </w:tc>
@@ -6715,7 +6763,7 @@
                 <w:b w:val="0"/>
                 <w:sz w:val="16"/>
               </w:rPr>
-              <w:t>검증구간 1,217일</w:t>
+              <w:t>개발구간 2,880일</w:t>
             </w:r>
           </w:p>
         </w:tc>
@@ -6737,7 +6785,7 @@
                 <w:b w:val="0"/>
                 <w:sz w:val="16"/>
               </w:rPr>
-              <w:t>이보다 낮으면 우연과 구분되지 않는다</w:t>
+              <w:t>모델이 이겨야 할 하한</w:t>
             </w:r>
           </w:p>
         </w:tc>
@@ -6761,7 +6809,7 @@
                 <w:b w:val="0"/>
                 <w:sz w:val="16"/>
               </w:rPr>
-              <w:t>지수 E|5일수익|</w:t>
+              <w:t>유의 임계</w:t>
             </w:r>
           </w:p>
         </w:tc>
@@ -6783,7 +6831,7 @@
                 <w:b w:val="0"/>
                 <w:sz w:val="16"/>
               </w:rPr>
-              <w:t>1.753%</w:t>
+              <w:t>54.99%</w:t>
             </w:r>
           </w:p>
         </w:tc>
@@ -6805,7 +6853,7 @@
                 <w:b w:val="0"/>
                 <w:sz w:val="16"/>
               </w:rPr>
-              <w:t>개발구간</w:t>
+              <w:t>검증구간 1,217일</w:t>
             </w:r>
           </w:p>
         </w:tc>
@@ -6827,7 +6875,7 @@
                 <w:b w:val="0"/>
                 <w:sz w:val="16"/>
               </w:rPr>
-              <w:t>손익분기 계산의 분모</w:t>
+              <w:t>이보다 낮으면 우연과 구분되지 않는다</w:t>
             </w:r>
           </w:p>
         </w:tc>
@@ -6851,7 +6899,7 @@
                 <w:b w:val="0"/>
                 <w:sz w:val="16"/>
               </w:rPr>
-              <w:t>지수 손익분기</w:t>
+              <w:t>지수 E|5일수익|</w:t>
             </w:r>
           </w:p>
         </w:tc>
@@ -6873,29 +6921,35 @@
                 <w:b w:val="0"/>
                 <w:sz w:val="16"/>
               </w:rPr>
-              <w:t>51.43% (ETF 0.05%)</w:t>
-            </w:r>
-          </w:p>
-          <w:p>
-            <w:pPr>
-              <w:spacing w:after="20" w:before="0"/>
-              <w:jc w:val="left"/>
-              <w:autoSpaceDE w:val="0"/>
-              <w:autoSpaceDN w:val="0"/>
-            </w:pPr>
+              <w:t>1.753%</w:t>
+            </w:r>
+          </w:p>
+        </w:tc>
+        <w:tc>
+          <w:tcPr>
+            <w:tcW w:type="dxa" w:w="1480"/>
+          </w:tcPr>
+          <w:p>
+            <w:pPr>
+              <w:spacing w:after="20" w:before="0"/>
+              <w:jc w:val="left"/>
+              <w:autoSpaceDE w:val="0"/>
+              <w:autoSpaceDN w:val="0"/>
+            </w:pPr>
+            <w:r/>
             <w:r>
               <w:rPr>
                 <w:rFonts w:ascii="맑은 고딕" w:hAnsi="맑은 고딕" w:eastAsia="맑은 고딕"/>
                 <w:b w:val="0"/>
                 <w:sz w:val="16"/>
               </w:rPr>
-              <w:t>56.56% (개별주 0.23%)</w:t>
-            </w:r>
-          </w:p>
-        </w:tc>
-        <w:tc>
-          <w:tcPr>
-            <w:tcW w:type="dxa" w:w="1480"/>
+              <w:t>개발구간</w:t>
+            </w:r>
+          </w:p>
+        </w:tc>
+        <w:tc>
+          <w:tcPr>
+            <w:tcW w:type="dxa" w:w="3088"/>
           </w:tcPr>
           <w:p>
             <w:pPr>
@@ -6911,29 +6965,7 @@
                 <w:b w:val="0"/>
                 <w:sz w:val="16"/>
               </w:rPr>
-              <w:t>개발구간</w:t>
-            </w:r>
-          </w:p>
-        </w:tc>
-        <w:tc>
-          <w:tcPr>
-            <w:tcW w:type="dxa" w:w="3088"/>
-          </w:tcPr>
-          <w:p>
-            <w:pPr>
-              <w:spacing w:after="20" w:before="0"/>
-              <w:jc w:val="left"/>
-              <w:autoSpaceDE w:val="0"/>
-              <w:autoSpaceDN w:val="0"/>
-            </w:pPr>
-            <w:r/>
-            <w:r>
-              <w:rPr>
-                <w:rFonts w:ascii="맑은 고딕" w:hAnsi="맑은 고딕" w:eastAsia="맑은 고딕"/>
-                <w:b w:val="0"/>
-                <w:sz w:val="16"/>
-              </w:rPr>
-              <w:t>지수는 ETF 로 거래해야 이길 수 있다</w:t>
+              <w:t>손익분기 계산의 분모</w:t>
             </w:r>
           </w:p>
         </w:tc>
@@ -6979,7 +7011,7 @@
                 <w:b w:val="0"/>
                 <w:sz w:val="16"/>
               </w:rPr>
-              <w:t>4.489% (KOSPI)</w:t>
+              <w:t>4.483% (KOSPI)</w:t>
             </w:r>
           </w:p>
           <w:p>
@@ -7039,7 +7071,7 @@
                 <w:b w:val="0"/>
                 <w:sz w:val="16"/>
               </w:rPr>
-              <w:t>지수의 2.6~2.9배. 비용을 흡수한다</w:t>
+              <w:t>지수의 2.6~2.9배</w:t>
             </w:r>
           </w:p>
         </w:tc>
@@ -7063,9 +7095,147 @@
                 <w:b w:val="0"/>
                 <w:sz w:val="16"/>
               </w:rPr>
+              <w:t>지수 손익분기</w:t>
+            </w:r>
+          </w:p>
+          <w:p>
+            <w:pPr>
+              <w:spacing w:after="20" w:before="0"/>
+              <w:jc w:val="left"/>
+              <w:autoSpaceDE w:val="0"/>
+              <w:autoSpaceDN w:val="0"/>
+            </w:pPr>
+            <w:r>
+              <w:rPr>
+                <w:rFonts w:ascii="맑은 고딕" w:hAnsi="맑은 고딕" w:eastAsia="맑은 고딕"/>
+                <w:b w:val="0"/>
+                <w:sz w:val="16"/>
+              </w:rPr>
+              <w:t>(ETF)</w:t>
+            </w:r>
+          </w:p>
+        </w:tc>
+        <w:tc>
+          <w:tcPr>
+            <w:tcW w:type="dxa" w:w="2268"/>
+          </w:tcPr>
+          <w:p>
+            <w:pPr>
+              <w:spacing w:after="20" w:before="0"/>
+              <w:jc w:val="left"/>
+              <w:autoSpaceDE w:val="0"/>
+              <w:autoSpaceDN w:val="0"/>
+            </w:pPr>
+            <w:r/>
+            <w:r>
+              <w:rPr>
+                <w:rFonts w:ascii="맑은 고딕" w:hAnsi="맑은 고딕" w:eastAsia="맑은 고딕"/>
+                <w:b w:val="0"/>
+                <w:sz w:val="16"/>
+              </w:rPr>
+              <w:t>51.43% (왕복 0.05%)</w:t>
+            </w:r>
+          </w:p>
+          <w:p>
+            <w:pPr>
+              <w:spacing w:after="20" w:before="0"/>
+              <w:jc w:val="left"/>
+              <w:autoSpaceDE w:val="0"/>
+              <w:autoSpaceDN w:val="0"/>
+            </w:pPr>
+            <w:r>
+              <w:rPr>
+                <w:rFonts w:ascii="맑은 고딕" w:hAnsi="맑은 고딕" w:eastAsia="맑은 고딕"/>
+                <w:b w:val="0"/>
+                <w:sz w:val="16"/>
+              </w:rPr>
+              <w:t>52.85% (왕복 0.10%)</w:t>
+            </w:r>
+          </w:p>
+        </w:tc>
+        <w:tc>
+          <w:tcPr>
+            <w:tcW w:type="dxa" w:w="1480"/>
+          </w:tcPr>
+          <w:p>
+            <w:pPr>
+              <w:spacing w:after="20" w:before="0"/>
+              <w:jc w:val="left"/>
+              <w:autoSpaceDE w:val="0"/>
+              <w:autoSpaceDN w:val="0"/>
+            </w:pPr>
+            <w:r/>
+            <w:r>
+              <w:rPr>
+                <w:rFonts w:ascii="맑은 고딕" w:hAnsi="맑은 고딕" w:eastAsia="맑은 고딕"/>
+                <w:b w:val="0"/>
+                <w:sz w:val="16"/>
+              </w:rPr>
+              <w:t>개발구간</w:t>
+            </w:r>
+          </w:p>
+        </w:tc>
+        <w:tc>
+          <w:tcPr>
+            <w:tcW w:type="dxa" w:w="3088"/>
+          </w:tcPr>
+          <w:p>
+            <w:pPr>
+              <w:spacing w:after="20" w:before="0"/>
+              <w:jc w:val="left"/>
+              <w:autoSpaceDE w:val="0"/>
+              <w:autoSpaceDN w:val="0"/>
+            </w:pPr>
+            <w:r/>
+            <w:r>
+              <w:rPr>
+                <w:rFonts w:ascii="맑은 고딕" w:hAnsi="맑은 고딕" w:eastAsia="맑은 고딕"/>
+                <w:b w:val="0"/>
+                <w:sz w:val="16"/>
+              </w:rPr>
+              <w:t>국내 상장 ETF 는 매도 시 증권거래세 면제</w:t>
+            </w:r>
+          </w:p>
+        </w:tc>
+      </w:tr>
+      <w:tr>
+        <w:tc>
+          <w:tcPr>
+            <w:tcW w:type="dxa" w:w="1669"/>
+          </w:tcPr>
+          <w:p>
+            <w:pPr>
+              <w:spacing w:after="20" w:before="0"/>
+              <w:jc w:val="left"/>
+              <w:autoSpaceDE w:val="0"/>
+              <w:autoSpaceDN w:val="0"/>
+            </w:pPr>
+            <w:r/>
+            <w:r>
+              <w:rPr>
+                <w:rFonts w:ascii="맑은 고딕" w:hAnsi="맑은 고딕" w:eastAsia="맑은 고딕"/>
+                <w:b w:val="0"/>
+                <w:sz w:val="16"/>
+              </w:rPr>
               <w:t>종목 손익분기</w:t>
             </w:r>
           </w:p>
+          <w:p>
+            <w:pPr>
+              <w:spacing w:after="20" w:before="0"/>
+              <w:jc w:val="left"/>
+              <w:autoSpaceDE w:val="0"/>
+              <w:autoSpaceDN w:val="0"/>
+            </w:pPr>
+            <w:r>
+              <w:rPr>
+                <w:rFonts w:ascii="맑은 고딕" w:hAnsi="맑은 고딕" w:eastAsia="맑은 고딕"/>
+                <w:b w:val="0"/>
+                <w:sz w:val="16"/>
+              </w:rPr>
+              <w:t>(개별주)</w:t>
+            </w:r>
+          </w:p>
         </w:tc>
         <w:tc>
           <w:tcPr>
@@ -7085,7 +7255,7 @@
                 <w:b w:val="0"/>
                 <w:sz w:val="16"/>
               </w:rPr>
-              <w:t>52.56% (KOSPI)</w:t>
+              <w:t>53.12% (왕복 0.28%)</w:t>
             </w:r>
           </w:p>
           <w:p>
@@ -7101,7 +7271,7 @@
                 <w:b w:val="0"/>
                 <w:sz w:val="16"/>
               </w:rPr>
-              <w:t>52.23% (전 시장)</w:t>
+              <w:t>54.80% (왕복 0.43%)</w:t>
             </w:r>
           </w:p>
         </w:tc>
@@ -7145,7 +7315,23 @@
                 <w:b w:val="0"/>
                 <w:sz w:val="16"/>
               </w:rPr>
-              <w:t>비용이 5배인데 손익분기는 지수보다 낮다</w:t>
+              <w:t>매도 시 0.20%(거래세 0.05+농특세 0.15)</w:t>
+            </w:r>
+          </w:p>
+          <w:p>
+            <w:pPr>
+              <w:spacing w:after="20" w:before="0"/>
+              <w:jc w:val="left"/>
+              <w:autoSpaceDE w:val="0"/>
+              <w:autoSpaceDN w:val="0"/>
+            </w:pPr>
+            <w:r>
+              <w:rPr>
+                <w:rFonts w:ascii="맑은 고딕" w:hAnsi="맑은 고딕" w:eastAsia="맑은 고딕"/>
+                <w:b w:val="0"/>
+                <w:sz w:val="16"/>
+              </w:rPr>
+              <w:t>+ 수수료·스프레드</w:t>
             </w:r>
           </w:p>
         </w:tc>
@@ -7446,6 +7632,16 @@
           <w:sz w:val="18"/>
         </w:rPr>
         <w:t>※ 손익분기는 “방향 적중 여부와 수익 크기가 서로 무관하다”는 가정 위에 있다. 큰 변동일이 예측하기 더 어렵다면 실제로 필요한 정확도는 더 높다.</w:t>
+      </w:r>
+    </w:p>
+    <w:p>
+      <w:r>
+        <w:rPr>
+          <w:rFonts w:ascii="맑은 고딕" w:hAnsi="맑은 고딕" w:eastAsia="맑은 고딕"/>
+          <w:b w:val="0"/>
+          <w:sz w:val="18"/>
+        </w:rPr>
+        <w:t>※ 처음에는 두 트랙에 같은 비용을 적용해 “종목이 지수보다 유리”하다는 결론을 냈다. 국내 상장 ETF 는 증권거래세가 면제되고 개별주는 매도 시 0.20%를 낸다는 비대칭을 반영하니 부호가 뒤집혔다. 종목 트랙은 수익 크기가 2.6배 크지만 그 이점을 거래세가 상쇄하고 남는다 — 지수보다 약 1.7%p 불리하다. 그래도 유의 임계(54.99%) 언저리라 불가능하지는 않다.</w:t>
       </w:r>
     </w:p>
     <w:p/>

--- a/docs/프로젝트계획서_Qurious_v1.docx
+++ b/docs/프로젝트계획서_Qurious_v1.docx
@@ -8870,6 +8870,16 @@
           <w:sz w:val="18"/>
         </w:rPr>
         <w:t>⑤ 동영상 수집 대상 채널 목록</w:t>
+      </w:r>
+    </w:p>
+    <w:p>
+      <w:r>
+        <w:rPr>
+          <w:rFonts w:ascii="맑은 고딕" w:hAnsi="맑은 고딕" w:eastAsia="맑은 고딕"/>
+          <w:b w:val="0"/>
+          <w:sz w:val="18"/>
+        </w:rPr>
+        <w:t>⑥ 방향정확도 합격선을 54.99%로 둘 것인가 — 이 값은 관측이 서로 독립이라는 가정에서 나왔는데, 5일 레이블을 매일 만들면 이웃 예측이 4일을 공유해 독립이 아니다. 보정하면 57.22%다(실효 표본 1,217일 → 322일). 사전등록 ADR은 방향정확도에 애초에 합격선을 걸지 않았으므로 두 문서가 어긋나 있다. 검증구간을 열기 전에 팀이 정해야 한다</w:t>
       </w:r>
     </w:p>
     <w:p/>
